--- a/test-corpus/word-verification/nested-3-levels.docx
+++ b/test-corpus/word-verification/nested-3-levels.docx
@@ -31,7 +31,32 @@
                   </wpc:bg>
                   <wpc:whole/>
                   <wps:wsp>
-                    <wps:cNvPr id="2" name="Niveau 1"/>
+                    <wps:cNvPr id="2" name="Niveau 1 (container)"/>
+                    <wps:cNvSpPr/>
+                    <wps:spPr>
+                      <a:xfrm>
+                        <a:off x="68745" y="0"/>
+                        <a:ext cx="821124" cy="1594508"/>
+                      </a:xfrm>
+                      <a:prstGeom prst="rect">
+                        <a:avLst/>
+                      </a:prstGeom>
+                      <a:solidFill>
+                        <a:srgbClr val="E8E8E8">
+                          <a:alpha val="40000"/>
+                        </a:srgbClr>
+                      </a:solidFill>
+                      <a:ln w="9525">
+                        <a:solidFill>
+                          <a:srgbClr val="999999"/>
+                        </a:solidFill>
+                        <a:prstDash val="dash"/>
+                      </a:ln>
+                    </wps:spPr>
+                    <wps:bodyPr/>
+                  </wps:wsp>
+                  <wps:wsp>
+                    <wps:cNvPr id="3" name="Niveau 1"/>
                     <wps:cNvSpPr/>
                     <wps:spPr>
                       <a:xfrm>
@@ -66,7 +91,32 @@
                     <wps:bodyPr lIns="45830" tIns="22915" rIns="45830" bIns="22915" anchor="ctr" anchorCtr="0"/>
                   </wps:wsp>
                   <wps:wsp>
-                    <wps:cNvPr id="3" name="Niveau 2"/>
+                    <wps:cNvPr id="4" name="Niveau 2 (container)"/>
+                    <wps:cNvSpPr/>
+                    <wps:spPr>
+                      <a:xfrm>
+                        <a:off x="0" y="1976426"/>
+                        <a:ext cx="958614" cy="1594508"/>
+                      </a:xfrm>
+                      <a:prstGeom prst="rect">
+                        <a:avLst/>
+                      </a:prstGeom>
+                      <a:solidFill>
+                        <a:srgbClr val="E8E8E8">
+                          <a:alpha val="40000"/>
+                        </a:srgbClr>
+                      </a:solidFill>
+                      <a:ln w="9525">
+                        <a:solidFill>
+                          <a:srgbClr val="999999"/>
+                        </a:solidFill>
+                        <a:prstDash val="dash"/>
+                      </a:ln>
+                    </wps:spPr>
+                    <wps:bodyPr/>
+                  </wps:wsp>
+                  <wps:wsp>
+                    <wps:cNvPr id="5" name="Niveau 2"/>
                     <wps:cNvSpPr/>
                     <wps:spPr>
                       <a:xfrm>
@@ -101,7 +151,32 @@
                     <wps:bodyPr lIns="45830" tIns="22915" rIns="45830" bIns="22915" anchor="ctr" anchorCtr="0"/>
                   </wps:wsp>
                   <wps:wsp>
-                    <wps:cNvPr id="4" name="Niveau 3"/>
+                    <wps:cNvPr id="6" name="Niveau 3 (container)"/>
+                    <wps:cNvSpPr/>
+                    <wps:spPr>
+                      <a:xfrm>
+                        <a:off x="68745" y="3952852"/>
+                        <a:ext cx="821124" cy="1594508"/>
+                      </a:xfrm>
+                      <a:prstGeom prst="rect">
+                        <a:avLst/>
+                      </a:prstGeom>
+                      <a:solidFill>
+                        <a:srgbClr val="E8E8E8">
+                          <a:alpha val="40000"/>
+                        </a:srgbClr>
+                      </a:solidFill>
+                      <a:ln w="9525">
+                        <a:solidFill>
+                          <a:srgbClr val="999999"/>
+                        </a:solidFill>
+                        <a:prstDash val="dash"/>
+                      </a:ln>
+                    </wps:spPr>
+                    <wps:bodyPr/>
+                  </wps:wsp>
+                  <wps:wsp>
+                    <wps:cNvPr id="7" name="Niveau 3"/>
                     <wps:cNvSpPr/>
                     <wps:spPr>
                       <a:xfrm>
@@ -136,7 +211,7 @@
                     <wps:bodyPr lIns="45830" tIns="22915" rIns="45830" bIns="22915" anchor="ctr" anchorCtr="0"/>
                   </wps:wsp>
                   <wps:wsp>
-                    <wps:cNvPr id="5" name="Un" descr="A"/>
+                    <wps:cNvPr id="8" name="Un" descr="A"/>
                     <wps:cNvSpPr/>
                     <wps:spPr>
                       <a:xfrm>
@@ -197,7 +272,7 @@
                     </wps:bodyPr>
                   </wps:wsp>
                   <wps:wsp>
-                    <wps:cNvPr id="6" name="Deux" descr="B"/>
+                    <wps:cNvPr id="9" name="Deux" descr="B"/>
                     <wps:cNvSpPr/>
                     <wps:spPr>
                       <a:xfrm>
@@ -258,7 +333,7 @@
                     </wps:bodyPr>
                   </wps:wsp>
                   <wps:wsp>
-                    <wps:cNvPr id="7" name="Trois" descr="C"/>
+                    <wps:cNvPr id="10" name="Trois" descr="C"/>
                     <wps:cNvSpPr/>
                     <wps:spPr>
                       <a:xfrm>
@@ -319,7 +394,7 @@
                     </wps:bodyPr>
                   </wps:wsp>
                   <wps:wsp>
-                    <wps:cNvPr id="8" name="Quatre" descr="D"/>
+                    <wps:cNvPr id="11" name="Quatre" descr="D"/>
                     <wps:cNvSpPr/>
                     <wps:spPr>
                       <a:xfrm>
@@ -380,7 +455,7 @@
                     </wps:bodyPr>
                   </wps:wsp>
                   <wps:wsp>
-                    <wps:cNvPr id="9" name="Cinq" descr="E"/>
+                    <wps:cNvPr id="12" name="Cinq" descr="E"/>
                     <wps:cNvSpPr/>
                     <wps:spPr>
                       <a:xfrm>
@@ -441,7 +516,7 @@
                     </wps:bodyPr>
                   </wps:wsp>
                   <wps:wsp>
-                    <wps:cNvPr id="10" name="Six" descr="F"/>
+                    <wps:cNvPr id="13" name="Six" descr="F"/>
                     <wps:cNvSpPr/>
                     <wps:spPr>
                       <a:xfrm>
@@ -502,7 +577,7 @@
                     </wps:bodyPr>
                   </wps:wsp>
                   <wps:wsp>
-                    <wps:cNvPr id="11" name="Sept" descr="G"/>
+                    <wps:cNvPr id="14" name="Sept" descr="G"/>
                     <wps:cNvSpPr/>
                     <wps:spPr>
                       <a:xfrm>
@@ -563,10 +638,10 @@
                     </wps:bodyPr>
                   </wps:wsp>
                   <wps:wsp>
-                    <wps:cNvPr id="12" name="A--B"/>
+                    <wps:cNvPr id="15" name="A--B"/>
                     <wps:cNvCnPr>
-                      <a:stCxn id="5" idx="2"/>
-                      <a:endCxn id="6" idx="0"/>
+                      <a:stCxn id="8" idx="2"/>
+                      <a:endCxn id="9" idx="0"/>
                     </wps:cNvCnPr>
                     <wps:spPr>
                       <a:xfrm>
@@ -601,10 +676,10 @@
                     <wps:bodyPr/>
                   </wps:wsp>
                   <wps:wsp>
-                    <wps:cNvPr id="13" name="C--D"/>
+                    <wps:cNvPr id="16" name="C--D"/>
                     <wps:cNvCnPr>
-                      <a:stCxn id="7" idx="2"/>
-                      <a:endCxn id="8" idx="0"/>
+                      <a:stCxn id="10" idx="2"/>
+                      <a:endCxn id="11" idx="0"/>
                     </wps:cNvCnPr>
                     <wps:spPr>
                       <a:xfrm>
@@ -639,10 +714,10 @@
                     <wps:bodyPr/>
                   </wps:wsp>
                   <wps:wsp>
-                    <wps:cNvPr id="14" name="E--F"/>
+                    <wps:cNvPr id="17" name="E--F"/>
                     <wps:cNvCnPr>
-                      <a:stCxn id="9" idx="2"/>
-                      <a:endCxn id="10" idx="0"/>
+                      <a:stCxn id="12" idx="2"/>
+                      <a:endCxn id="13" idx="0"/>
                     </wps:cNvCnPr>
                     <wps:spPr>
                       <a:xfrm>
@@ -677,10 +752,10 @@
                     <wps:bodyPr/>
                   </wps:wsp>
                   <wps:wsp>
-                    <wps:cNvPr id="15" name="D--E"/>
+                    <wps:cNvPr id="18" name="D--E"/>
                     <wps:cNvCnPr>
-                      <a:stCxn id="8" idx="2"/>
-                      <a:endCxn id="9" idx="0"/>
+                      <a:stCxn id="11" idx="2"/>
+                      <a:endCxn id="12" idx="0"/>
                     </wps:cNvCnPr>
                     <wps:spPr>
                       <a:xfrm>
@@ -715,10 +790,10 @@
                     <wps:bodyPr/>
                   </wps:wsp>
                   <wps:wsp>
-                    <wps:cNvPr id="16" name="B--C"/>
+                    <wps:cNvPr id="19" name="B--C"/>
                     <wps:cNvCnPr>
-                      <a:stCxn id="6" idx="2"/>
-                      <a:endCxn id="7" idx="0"/>
+                      <a:stCxn id="9" idx="2"/>
+                      <a:endCxn id="10" idx="0"/>
                     </wps:cNvCnPr>
                     <wps:spPr>
                       <a:xfrm>
@@ -753,10 +828,10 @@
                     <wps:bodyPr/>
                   </wps:wsp>
                   <wps:wsp>
-                    <wps:cNvPr id="17" name="F--G"/>
+                    <wps:cNvPr id="20" name="F--G"/>
                     <wps:cNvCnPr>
-                      <a:stCxn id="10" idx="2"/>
-                      <a:endCxn id="11" idx="0"/>
+                      <a:stCxn id="13" idx="2"/>
+                      <a:endCxn id="14" idx="0"/>
                     </wps:cNvCnPr>
                     <wps:spPr>
                       <a:xfrm>
@@ -795,19 +870,6 @@
             </a:graphic>
           </wp:inline>
         </w:drawing>
-      </w:r>
-    </w:p>
-    <w:p xmlns:w="http://schemas.openxmlformats.org/wordprocessingml/2006/main">
-      <w:pPr>
-        <w:spacing w:before="0" w:after="120"/>
-      </w:pPr>
-      <w:r>
-        <w:rPr>
-          <w:i/>
-          <w:color w:val="808080"/>
-          <w:sz w:val="18"/>
-        </w:rPr>
-        <w:t xml:space="preserve">Native shapes used (nested subgraph detected — not supported by SmartArt export).</w:t>
       </w:r>
     </w:p>
     <w:bookmarkEnd w:id="20"/>
